--- a/插件详细手册/23.问题解答集合（FAQ）/Rmmv中的常见问题.docx
+++ b/插件详细手册/23.问题解答集合（FAQ）/Rmmv中的常见问题.docx
@@ -1,6 +1,6 @@
 
 <file path=word/document.xml><?xml version="1.0" encoding="utf-8"?>
-<w:document xmlns:wpc="http://schemas.microsoft.com/office/word/2010/wordprocessingCanvas" xmlns:cx="http://schemas.microsoft.com/office/drawing/2014/chartex" xmlns:mc="http://schemas.openxmlformats.org/markup-compatibility/2006" xmlns:o="urn:schemas-microsoft-com:office:office" xmlns:r="http://schemas.openxmlformats.org/officeDocument/2006/relationships" xmlns:m="http://schemas.openxmlformats.org/officeDocument/2006/math" xmlns:v="urn:schemas-microsoft-com:vml" xmlns:wp14="http://schemas.microsoft.com/office/word/2010/wordprocessingDrawing" xmlns:wp="http://schemas.openxmlformats.org/drawingml/2006/wordprocessingDrawing" xmlns:w10="urn:schemas-microsoft-com:office:word" xmlns:w="http://schemas.openxmlformats.org/wordprocessingml/2006/main" xmlns:w14="http://schemas.microsoft.com/office/word/2010/wordml" xmlns:w15="http://schemas.microsoft.com/office/word/2012/wordml" xmlns:w16se="http://schemas.microsoft.com/office/word/2015/wordml/symex" xmlns:wpg="http://schemas.microsoft.com/office/word/2010/wordprocessingGroup" xmlns:wpi="http://schemas.microsoft.com/office/word/2010/wordprocessingInk" xmlns:wne="http://schemas.microsoft.com/office/word/2006/wordml" xmlns:wps="http://schemas.microsoft.com/office/word/2010/wordprocessingShape" mc:Ignorable="w14 w15 w16se wp14">
+<w:document xmlns:wpc="http://schemas.microsoft.com/office/word/2010/wordprocessingCanvas" xmlns:cx="http://schemas.microsoft.com/office/drawing/2014/chartex" xmlns:cx1="http://schemas.microsoft.com/office/drawing/2015/9/8/chartex" xmlns:cx2="http://schemas.microsoft.com/office/drawing/2015/10/21/chartex" xmlns:cx3="http://schemas.microsoft.com/office/drawing/2016/5/9/chartex" xmlns:cx4="http://schemas.microsoft.com/office/drawing/2016/5/10/chartex" xmlns:cx5="http://schemas.microsoft.com/office/drawing/2016/5/11/chartex" xmlns:cx6="http://schemas.microsoft.com/office/drawing/2016/5/12/chartex" xmlns:cx7="http://schemas.microsoft.com/office/drawing/2016/5/13/chartex" xmlns:cx8="http://schemas.microsoft.com/office/drawing/2016/5/14/chartex" xmlns:mc="http://schemas.openxmlformats.org/markup-compatibility/2006" xmlns:aink="http://schemas.microsoft.com/office/drawing/2016/ink" xmlns:am3d="http://schemas.microsoft.com/office/drawing/2017/model3d" xmlns:o="urn:schemas-microsoft-com:office:office" xmlns:r="http://schemas.openxmlformats.org/officeDocument/2006/relationships" xmlns:m="http://schemas.openxmlformats.org/officeDocument/2006/math" xmlns:v="urn:schemas-microsoft-com:vml" xmlns:wp14="http://schemas.microsoft.com/office/word/2010/wordprocessingDrawing" xmlns:wp="http://schemas.openxmlformats.org/drawingml/2006/wordprocessingDrawing" xmlns:w10="urn:schemas-microsoft-com:office:word" xmlns:w="http://schemas.openxmlformats.org/wordprocessingml/2006/main" xmlns:w14="http://schemas.microsoft.com/office/word/2010/wordml" xmlns:w15="http://schemas.microsoft.com/office/word/2012/wordml" xmlns:w16cex="http://schemas.microsoft.com/office/word/2018/wordml/cex" xmlns:w16cid="http://schemas.microsoft.com/office/word/2016/wordml/cid" xmlns:w16="http://schemas.microsoft.com/office/word/2018/wordml" xmlns:w16se="http://schemas.microsoft.com/office/word/2015/wordml/symex" xmlns:wpg="http://schemas.microsoft.com/office/word/2010/wordprocessingGroup" xmlns:wpi="http://schemas.microsoft.com/office/word/2010/wordprocessingInk" xmlns:wne="http://schemas.microsoft.com/office/word/2006/wordml" xmlns:wps="http://schemas.microsoft.com/office/word/2010/wordprocessingShape" mc:Ignorable="w14 w15 w16se w16cid w16 w16cex wp14">
   <w:body>
     <w:p>
       <w:pPr>
@@ -4072,26 +4072,18 @@
                 <w:kern w:val="0"/>
                 <w:sz w:val="22"/>
               </w:rPr>
-              <w:t>自己忽视了空对象的特殊情况而造成的问题</w:t>
-            </w:r>
-            <w:r>
-              <w:rPr>
-                <w:rFonts w:ascii="Tahoma" w:eastAsia="微软雅黑" w:hAnsi="Tahoma" w:hint="eastAsia"/>
-                <w:kern w:val="0"/>
-                <w:sz w:val="22"/>
-              </w:rPr>
-              <w:t>。</w:t>
-            </w:r>
-          </w:p>
-          <w:p>
-            <w:pPr>
-              <w:widowControl/>
-              <w:adjustRightInd w:val="0"/>
-              <w:snapToGrid w:val="0"/>
-              <w:spacing w:line="276" w:lineRule="auto"/>
-              <w:jc w:val="left"/>
-              <w:rPr>
-                <w:rFonts w:ascii="Tahoma" w:eastAsia="微软雅黑" w:hAnsi="Tahoma" w:hint="eastAsia"/>
+              <w:t>自己忽视了空对象的特殊情况而造成的问题。</w:t>
+            </w:r>
+          </w:p>
+          <w:p>
+            <w:pPr>
+              <w:widowControl/>
+              <w:adjustRightInd w:val="0"/>
+              <w:snapToGrid w:val="0"/>
+              <w:spacing w:line="276" w:lineRule="auto"/>
+              <w:jc w:val="left"/>
+              <w:rPr>
+                <w:rFonts w:ascii="Tahoma" w:eastAsia="微软雅黑" w:hAnsi="Tahoma"/>
                 <w:kern w:val="0"/>
                 <w:sz w:val="22"/>
               </w:rPr>
@@ -4167,7 +4159,7 @@
               <w:spacing w:line="276" w:lineRule="auto"/>
               <w:jc w:val="left"/>
               <w:rPr>
-                <w:rFonts w:ascii="Tahoma" w:eastAsia="微软雅黑" w:hAnsi="Tahoma" w:hint="eastAsia"/>
+                <w:rFonts w:ascii="Tahoma" w:eastAsia="微软雅黑" w:hAnsi="Tahoma"/>
                 <w:kern w:val="0"/>
                 <w:sz w:val="22"/>
               </w:rPr>
@@ -4288,7 +4280,7 @@
               <w:spacing w:line="276" w:lineRule="auto"/>
               <w:jc w:val="left"/>
               <w:rPr>
-                <w:rFonts w:ascii="Tahoma" w:eastAsia="微软雅黑" w:hAnsi="Tahoma" w:hint="eastAsia"/>
+                <w:rFonts w:ascii="Tahoma" w:eastAsia="微软雅黑" w:hAnsi="Tahoma"/>
                 <w:kern w:val="0"/>
                 <w:sz w:val="22"/>
               </w:rPr>
@@ -4301,8 +4293,6 @@
               </w:rPr>
               <w:t>告诉作者：</w:t>
             </w:r>
-            <w:bookmarkStart w:id="0" w:name="_GoBack"/>
-            <w:bookmarkEnd w:id="0"/>
           </w:p>
           <w:p>
             <w:pPr>
@@ -4340,15 +4330,7 @@
                 <w:kern w:val="0"/>
                 <w:sz w:val="22"/>
               </w:rPr>
-              <w:t>，然后找到作者提一下就好了</w:t>
-            </w:r>
-            <w:r>
-              <w:rPr>
-                <w:rFonts w:ascii="Tahoma" w:eastAsia="微软雅黑" w:hAnsi="Tahoma" w:hint="eastAsia"/>
-                <w:kern w:val="0"/>
-                <w:sz w:val="22"/>
-              </w:rPr>
-              <w:t>。</w:t>
+              <w:t>，然后找到作者提一下就好了。</w:t>
             </w:r>
           </w:p>
         </w:tc>
@@ -4371,7 +4353,7 @@
         <w:widowControl/>
         <w:jc w:val="left"/>
         <w:rPr>
-          <w:rFonts w:ascii="Tahoma" w:eastAsia="微软雅黑" w:hAnsi="Tahoma" w:hint="eastAsia"/>
+          <w:rFonts w:ascii="Tahoma" w:eastAsia="微软雅黑" w:hAnsi="Tahoma"/>
           <w:kern w:val="0"/>
           <w:sz w:val="22"/>
         </w:rPr>
@@ -6091,6 +6073,16 @@
               </w:rPr>
               <w:t>原理解析</w:t>
             </w:r>
+            <w:r>
+              <w:rPr>
+                <w:rFonts w:ascii="Tahoma" w:eastAsia="微软雅黑" w:hAnsi="Tahoma" w:hint="eastAsia"/>
+                <w:b/>
+                <w:bCs/>
+                <w:kern w:val="0"/>
+                <w:sz w:val="22"/>
+              </w:rPr>
+              <w:t>1</w:t>
+            </w:r>
           </w:p>
         </w:tc>
         <w:tc>
@@ -6191,6 +6183,16 @@
               </w:rPr>
               <w:t>解决方案</w:t>
             </w:r>
+            <w:r>
+              <w:rPr>
+                <w:rFonts w:ascii="Tahoma" w:eastAsia="微软雅黑" w:hAnsi="Tahoma" w:hint="eastAsia"/>
+                <w:b/>
+                <w:bCs/>
+                <w:kern w:val="0"/>
+                <w:sz w:val="22"/>
+              </w:rPr>
+              <w:t>1</w:t>
+            </w:r>
           </w:p>
         </w:tc>
         <w:tc>
@@ -6279,6 +6281,240 @@
                 <w:sz w:val="22"/>
               </w:rPr>
               <w:t>即可。</w:t>
+            </w:r>
+          </w:p>
+        </w:tc>
+      </w:tr>
+      <w:tr>
+        <w:tc>
+          <w:tcPr>
+            <w:tcW w:w="1418" w:type="dxa"/>
+          </w:tcPr>
+          <w:p>
+            <w:pPr>
+              <w:widowControl/>
+              <w:adjustRightInd w:val="0"/>
+              <w:snapToGrid w:val="0"/>
+              <w:spacing w:line="276" w:lineRule="auto"/>
+              <w:jc w:val="left"/>
+              <w:rPr>
+                <w:rFonts w:ascii="Tahoma" w:eastAsia="微软雅黑" w:hAnsi="Tahoma" w:hint="eastAsia"/>
+                <w:b/>
+                <w:bCs/>
+                <w:kern w:val="0"/>
+                <w:sz w:val="22"/>
+              </w:rPr>
+            </w:pPr>
+            <w:r>
+              <w:rPr>
+                <w:rFonts w:ascii="Tahoma" w:eastAsia="微软雅黑" w:hAnsi="Tahoma" w:hint="eastAsia"/>
+                <w:b/>
+                <w:bCs/>
+                <w:kern w:val="0"/>
+                <w:sz w:val="22"/>
+              </w:rPr>
+              <w:t>原理解析</w:t>
+            </w:r>
+            <w:r>
+              <w:rPr>
+                <w:rFonts w:ascii="Tahoma" w:eastAsia="微软雅黑" w:hAnsi="Tahoma" w:hint="eastAsia"/>
+                <w:b/>
+                <w:bCs/>
+                <w:kern w:val="0"/>
+                <w:sz w:val="22"/>
+              </w:rPr>
+              <w:t>2</w:t>
+            </w:r>
+          </w:p>
+        </w:tc>
+        <w:tc>
+          <w:tcPr>
+            <w:tcW w:w="7371" w:type="dxa"/>
+          </w:tcPr>
+          <w:p>
+            <w:pPr>
+              <w:widowControl/>
+              <w:adjustRightInd w:val="0"/>
+              <w:snapToGrid w:val="0"/>
+              <w:spacing w:line="276" w:lineRule="auto"/>
+              <w:jc w:val="left"/>
+              <w:rPr>
+                <w:rFonts w:ascii="Tahoma" w:eastAsia="微软雅黑" w:hAnsi="Tahoma"/>
+                <w:kern w:val="0"/>
+                <w:sz w:val="22"/>
+              </w:rPr>
+            </w:pPr>
+            <w:r>
+              <w:rPr>
+                <w:rFonts w:ascii="Tahoma" w:eastAsia="微软雅黑" w:hAnsi="Tahoma" w:hint="eastAsia"/>
+                <w:kern w:val="0"/>
+                <w:sz w:val="22"/>
+              </w:rPr>
+              <w:t>还有一种情况，群友不小心拖了</w:t>
+            </w:r>
+            <w:r>
+              <w:rPr>
+                <w:rFonts w:ascii="Tahoma" w:eastAsia="微软雅黑" w:hAnsi="Tahoma" w:hint="eastAsia"/>
+                <w:kern w:val="0"/>
+                <w:sz w:val="22"/>
+              </w:rPr>
+              <w:t>window</w:t>
+            </w:r>
+            <w:r>
+              <w:rPr>
+                <w:rFonts w:ascii="Tahoma" w:eastAsia="微软雅黑" w:hAnsi="Tahoma" w:hint="eastAsia"/>
+                <w:kern w:val="0"/>
+                <w:sz w:val="22"/>
+              </w:rPr>
+              <w:t>的路径，在资源文件夹下自动创建了一个快捷方式</w:t>
+            </w:r>
+            <w:r>
+              <w:rPr>
+                <w:rFonts w:ascii="Tahoma" w:eastAsia="微软雅黑" w:hAnsi="Tahoma" w:hint="eastAsia"/>
+                <w:kern w:val="0"/>
+                <w:sz w:val="22"/>
+              </w:rPr>
+              <w:t>。</w:t>
+            </w:r>
+          </w:p>
+          <w:p>
+            <w:pPr>
+              <w:widowControl/>
+              <w:adjustRightInd w:val="0"/>
+              <w:snapToGrid w:val="0"/>
+              <w:spacing w:line="276" w:lineRule="auto"/>
+              <w:jc w:val="left"/>
+              <w:rPr>
+                <w:rFonts w:ascii="Tahoma" w:eastAsia="微软雅黑" w:hAnsi="Tahoma" w:hint="eastAsia"/>
+                <w:kern w:val="0"/>
+                <w:sz w:val="22"/>
+              </w:rPr>
+            </w:pPr>
+            <w:r>
+              <w:rPr>
+                <w:rFonts w:ascii="Tahoma" w:eastAsia="微软雅黑" w:hAnsi="Tahoma" w:hint="eastAsia"/>
+                <w:kern w:val="0"/>
+                <w:sz w:val="22"/>
+              </w:rPr>
+              <w:t>当</w:t>
+            </w:r>
+            <w:r>
+              <w:rPr>
+                <w:rFonts w:ascii="Tahoma" w:eastAsia="微软雅黑" w:hAnsi="Tahoma" w:hint="eastAsia"/>
+                <w:kern w:val="0"/>
+                <w:sz w:val="22"/>
+              </w:rPr>
+              <w:t>rmmv</w:t>
+            </w:r>
+            <w:r>
+              <w:rPr>
+                <w:rFonts w:ascii="Tahoma" w:eastAsia="微软雅黑" w:hAnsi="Tahoma" w:hint="eastAsia"/>
+                <w:kern w:val="0"/>
+                <w:sz w:val="22"/>
+              </w:rPr>
+              <w:t>打包到含快捷方式的文件夹时，</w:t>
+            </w:r>
+            <w:r>
+              <w:rPr>
+                <w:rFonts w:ascii="Tahoma" w:eastAsia="微软雅黑" w:hAnsi="Tahoma" w:hint="eastAsia"/>
+                <w:kern w:val="0"/>
+                <w:sz w:val="22"/>
+              </w:rPr>
+              <w:t>会终止并</w:t>
+            </w:r>
+            <w:r>
+              <w:rPr>
+                <w:rFonts w:ascii="Tahoma" w:eastAsia="微软雅黑" w:hAnsi="Tahoma" w:hint="eastAsia"/>
+                <w:kern w:val="0"/>
+                <w:sz w:val="22"/>
+              </w:rPr>
+              <w:t>提示创建发行包失败。</w:t>
+            </w:r>
+          </w:p>
+        </w:tc>
+      </w:tr>
+      <w:tr>
+        <w:tc>
+          <w:tcPr>
+            <w:tcW w:w="1418" w:type="dxa"/>
+          </w:tcPr>
+          <w:p>
+            <w:pPr>
+              <w:widowControl/>
+              <w:adjustRightInd w:val="0"/>
+              <w:snapToGrid w:val="0"/>
+              <w:spacing w:line="276" w:lineRule="auto"/>
+              <w:jc w:val="left"/>
+              <w:rPr>
+                <w:rFonts w:ascii="Tahoma" w:eastAsia="微软雅黑" w:hAnsi="Tahoma" w:hint="eastAsia"/>
+                <w:b/>
+                <w:bCs/>
+                <w:kern w:val="0"/>
+                <w:sz w:val="22"/>
+              </w:rPr>
+            </w:pPr>
+            <w:r>
+              <w:rPr>
+                <w:rFonts w:ascii="Tahoma" w:eastAsia="微软雅黑" w:hAnsi="Tahoma" w:hint="eastAsia"/>
+                <w:b/>
+                <w:bCs/>
+                <w:kern w:val="0"/>
+                <w:sz w:val="22"/>
+              </w:rPr>
+              <w:t>解决方案</w:t>
+            </w:r>
+            <w:r>
+              <w:rPr>
+                <w:rFonts w:ascii="Tahoma" w:eastAsia="微软雅黑" w:hAnsi="Tahoma" w:hint="eastAsia"/>
+                <w:b/>
+                <w:bCs/>
+                <w:kern w:val="0"/>
+                <w:sz w:val="22"/>
+              </w:rPr>
+              <w:t>2</w:t>
+            </w:r>
+          </w:p>
+        </w:tc>
+        <w:tc>
+          <w:tcPr>
+            <w:tcW w:w="7371" w:type="dxa"/>
+          </w:tcPr>
+          <w:p>
+            <w:pPr>
+              <w:widowControl/>
+              <w:adjustRightInd w:val="0"/>
+              <w:snapToGrid w:val="0"/>
+              <w:spacing w:line="276" w:lineRule="auto"/>
+              <w:jc w:val="left"/>
+              <w:rPr>
+                <w:rFonts w:ascii="Tahoma" w:eastAsia="微软雅黑" w:hAnsi="Tahoma" w:hint="eastAsia"/>
+                <w:kern w:val="0"/>
+                <w:sz w:val="22"/>
+              </w:rPr>
+            </w:pPr>
+            <w:r>
+              <w:rPr>
+                <w:rFonts w:ascii="Tahoma" w:eastAsia="微软雅黑" w:hAnsi="Tahoma" w:hint="eastAsia"/>
+                <w:kern w:val="0"/>
+                <w:sz w:val="22"/>
+              </w:rPr>
+              <w:t>打包前，检查一下文件</w:t>
+            </w:r>
+            <w:r>
+              <w:rPr>
+                <w:rFonts w:ascii="Tahoma" w:eastAsia="微软雅黑" w:hAnsi="Tahoma" w:hint="eastAsia"/>
+                <w:kern w:val="0"/>
+                <w:sz w:val="22"/>
+              </w:rPr>
+              <w:t>路径下的快捷方式，删掉即可</w:t>
+            </w:r>
+            <w:r>
+              <w:rPr>
+                <w:rFonts w:ascii="Tahoma" w:eastAsia="微软雅黑" w:hAnsi="Tahoma" w:hint="eastAsia"/>
+                <w:kern w:val="0"/>
+                <w:sz w:val="22"/>
+              </w:rPr>
+              <w:t>。</w:t>
             </w:r>
           </w:p>
         </w:tc>
@@ -6289,7 +6525,7 @@
         <w:widowControl/>
         <w:jc w:val="left"/>
         <w:rPr>
-          <w:rFonts w:ascii="Tahoma" w:eastAsia="微软雅黑" w:hAnsi="Tahoma"/>
+          <w:rFonts w:ascii="Tahoma" w:eastAsia="微软雅黑" w:hAnsi="Tahoma" w:hint="eastAsia"/>
           <w:kern w:val="0"/>
           <w:sz w:val="22"/>
         </w:rPr>
@@ -7294,7 +7530,7 @@
 </file>
 
 <file path=word/endnotes.xml><?xml version="1.0" encoding="utf-8"?>
-<w:endnotes xmlns:wpc="http://schemas.microsoft.com/office/word/2010/wordprocessingCanvas" xmlns:cx="http://schemas.microsoft.com/office/drawing/2014/chartex" xmlns:mc="http://schemas.openxmlformats.org/markup-compatibility/2006" xmlns:o="urn:schemas-microsoft-com:office:office" xmlns:r="http://schemas.openxmlformats.org/officeDocument/2006/relationships" xmlns:m="http://schemas.openxmlformats.org/officeDocument/2006/math" xmlns:v="urn:schemas-microsoft-com:vml" xmlns:wp14="http://schemas.microsoft.com/office/word/2010/wordprocessingDrawing" xmlns:wp="http://schemas.openxmlformats.org/drawingml/2006/wordprocessingDrawing" xmlns:w10="urn:schemas-microsoft-com:office:word" xmlns:w="http://schemas.openxmlformats.org/wordprocessingml/2006/main" xmlns:w14="http://schemas.microsoft.com/office/word/2010/wordml" xmlns:w15="http://schemas.microsoft.com/office/word/2012/wordml" xmlns:w16se="http://schemas.microsoft.com/office/word/2015/wordml/symex" xmlns:wpg="http://schemas.microsoft.com/office/word/2010/wordprocessingGroup" xmlns:wpi="http://schemas.microsoft.com/office/word/2010/wordprocessingInk" xmlns:wne="http://schemas.microsoft.com/office/word/2006/wordml" xmlns:wps="http://schemas.microsoft.com/office/word/2010/wordprocessingShape" mc:Ignorable="w14 w15 w16se wp14">
+<w:endnotes xmlns:wpc="http://schemas.microsoft.com/office/word/2010/wordprocessingCanvas" xmlns:cx="http://schemas.microsoft.com/office/drawing/2014/chartex" xmlns:cx1="http://schemas.microsoft.com/office/drawing/2015/9/8/chartex" xmlns:cx2="http://schemas.microsoft.com/office/drawing/2015/10/21/chartex" xmlns:cx3="http://schemas.microsoft.com/office/drawing/2016/5/9/chartex" xmlns:cx4="http://schemas.microsoft.com/office/drawing/2016/5/10/chartex" xmlns:cx5="http://schemas.microsoft.com/office/drawing/2016/5/11/chartex" xmlns:cx6="http://schemas.microsoft.com/office/drawing/2016/5/12/chartex" xmlns:cx7="http://schemas.microsoft.com/office/drawing/2016/5/13/chartex" xmlns:cx8="http://schemas.microsoft.com/office/drawing/2016/5/14/chartex" xmlns:mc="http://schemas.openxmlformats.org/markup-compatibility/2006" xmlns:aink="http://schemas.microsoft.com/office/drawing/2016/ink" xmlns:am3d="http://schemas.microsoft.com/office/drawing/2017/model3d" xmlns:o="urn:schemas-microsoft-com:office:office" xmlns:r="http://schemas.openxmlformats.org/officeDocument/2006/relationships" xmlns:m="http://schemas.openxmlformats.org/officeDocument/2006/math" xmlns:v="urn:schemas-microsoft-com:vml" xmlns:wp14="http://schemas.microsoft.com/office/word/2010/wordprocessingDrawing" xmlns:wp="http://schemas.openxmlformats.org/drawingml/2006/wordprocessingDrawing" xmlns:w10="urn:schemas-microsoft-com:office:word" xmlns:w="http://schemas.openxmlformats.org/wordprocessingml/2006/main" xmlns:w14="http://schemas.microsoft.com/office/word/2010/wordml" xmlns:w15="http://schemas.microsoft.com/office/word/2012/wordml" xmlns:w16cex="http://schemas.microsoft.com/office/word/2018/wordml/cex" xmlns:w16cid="http://schemas.microsoft.com/office/word/2016/wordml/cid" xmlns:w16="http://schemas.microsoft.com/office/word/2018/wordml" xmlns:w16se="http://schemas.microsoft.com/office/word/2015/wordml/symex" xmlns:wpg="http://schemas.microsoft.com/office/word/2010/wordprocessingGroup" xmlns:wpi="http://schemas.microsoft.com/office/word/2010/wordprocessingInk" xmlns:wne="http://schemas.microsoft.com/office/word/2006/wordml" xmlns:wps="http://schemas.microsoft.com/office/word/2010/wordprocessingShape" mc:Ignorable="w14 w15 w16se w16cid w16 w16cex wp14">
   <w:endnote w:type="separator" w:id="-1">
     <w:p>
       <w:r>
@@ -7313,7 +7549,7 @@
 </file>
 
 <file path=word/footnotes.xml><?xml version="1.0" encoding="utf-8"?>
-<w:footnotes xmlns:wpc="http://schemas.microsoft.com/office/word/2010/wordprocessingCanvas" xmlns:cx="http://schemas.microsoft.com/office/drawing/2014/chartex" xmlns:mc="http://schemas.openxmlformats.org/markup-compatibility/2006" xmlns:o="urn:schemas-microsoft-com:office:office" xmlns:r="http://schemas.openxmlformats.org/officeDocument/2006/relationships" xmlns:m="http://schemas.openxmlformats.org/officeDocument/2006/math" xmlns:v="urn:schemas-microsoft-com:vml" xmlns:wp14="http://schemas.microsoft.com/office/word/2010/wordprocessingDrawing" xmlns:wp="http://schemas.openxmlformats.org/drawingml/2006/wordprocessingDrawing" xmlns:w10="urn:schemas-microsoft-com:office:word" xmlns:w="http://schemas.openxmlformats.org/wordprocessingml/2006/main" xmlns:w14="http://schemas.microsoft.com/office/word/2010/wordml" xmlns:w15="http://schemas.microsoft.com/office/word/2012/wordml" xmlns:w16se="http://schemas.microsoft.com/office/word/2015/wordml/symex" xmlns:wpg="http://schemas.microsoft.com/office/word/2010/wordprocessingGroup" xmlns:wpi="http://schemas.microsoft.com/office/word/2010/wordprocessingInk" xmlns:wne="http://schemas.microsoft.com/office/word/2006/wordml" xmlns:wps="http://schemas.microsoft.com/office/word/2010/wordprocessingShape" mc:Ignorable="w14 w15 w16se wp14">
+<w:footnotes xmlns:wpc="http://schemas.microsoft.com/office/word/2010/wordprocessingCanvas" xmlns:cx="http://schemas.microsoft.com/office/drawing/2014/chartex" xmlns:cx1="http://schemas.microsoft.com/office/drawing/2015/9/8/chartex" xmlns:cx2="http://schemas.microsoft.com/office/drawing/2015/10/21/chartex" xmlns:cx3="http://schemas.microsoft.com/office/drawing/2016/5/9/chartex" xmlns:cx4="http://schemas.microsoft.com/office/drawing/2016/5/10/chartex" xmlns:cx5="http://schemas.microsoft.com/office/drawing/2016/5/11/chartex" xmlns:cx6="http://schemas.microsoft.com/office/drawing/2016/5/12/chartex" xmlns:cx7="http://schemas.microsoft.com/office/drawing/2016/5/13/chartex" xmlns:cx8="http://schemas.microsoft.com/office/drawing/2016/5/14/chartex" xmlns:mc="http://schemas.openxmlformats.org/markup-compatibility/2006" xmlns:aink="http://schemas.microsoft.com/office/drawing/2016/ink" xmlns:am3d="http://schemas.microsoft.com/office/drawing/2017/model3d" xmlns:o="urn:schemas-microsoft-com:office:office" xmlns:r="http://schemas.openxmlformats.org/officeDocument/2006/relationships" xmlns:m="http://schemas.openxmlformats.org/officeDocument/2006/math" xmlns:v="urn:schemas-microsoft-com:vml" xmlns:wp14="http://schemas.microsoft.com/office/word/2010/wordprocessingDrawing" xmlns:wp="http://schemas.openxmlformats.org/drawingml/2006/wordprocessingDrawing" xmlns:w10="urn:schemas-microsoft-com:office:word" xmlns:w="http://schemas.openxmlformats.org/wordprocessingml/2006/main" xmlns:w14="http://schemas.microsoft.com/office/word/2010/wordml" xmlns:w15="http://schemas.microsoft.com/office/word/2012/wordml" xmlns:w16cex="http://schemas.microsoft.com/office/word/2018/wordml/cex" xmlns:w16cid="http://schemas.microsoft.com/office/word/2016/wordml/cid" xmlns:w16="http://schemas.microsoft.com/office/word/2018/wordml" xmlns:w16se="http://schemas.microsoft.com/office/word/2015/wordml/symex" xmlns:wpg="http://schemas.microsoft.com/office/word/2010/wordprocessingGroup" xmlns:wpi="http://schemas.microsoft.com/office/word/2010/wordprocessingInk" xmlns:wne="http://schemas.microsoft.com/office/word/2006/wordml" xmlns:wps="http://schemas.microsoft.com/office/word/2010/wordprocessingShape" mc:Ignorable="w14 w15 w16se w16cid w16 w16cex wp14">
   <w:footnote w:type="separator" w:id="-1">
     <w:p>
       <w:r>
@@ -7332,7 +7568,7 @@
 </file>
 
 <file path=word/header1.xml><?xml version="1.0" encoding="utf-8"?>
-<w:hdr xmlns:wpc="http://schemas.microsoft.com/office/word/2010/wordprocessingCanvas" xmlns:cx="http://schemas.microsoft.com/office/drawing/2014/chartex" xmlns:mc="http://schemas.openxmlformats.org/markup-compatibility/2006" xmlns:o="urn:schemas-microsoft-com:office:office" xmlns:r="http://schemas.openxmlformats.org/officeDocument/2006/relationships" xmlns:m="http://schemas.openxmlformats.org/officeDocument/2006/math" xmlns:v="urn:schemas-microsoft-com:vml" xmlns:wp14="http://schemas.microsoft.com/office/word/2010/wordprocessingDrawing" xmlns:wp="http://schemas.openxmlformats.org/drawingml/2006/wordprocessingDrawing" xmlns:w10="urn:schemas-microsoft-com:office:word" xmlns:w="http://schemas.openxmlformats.org/wordprocessingml/2006/main" xmlns:w14="http://schemas.microsoft.com/office/word/2010/wordml" xmlns:w15="http://schemas.microsoft.com/office/word/2012/wordml" xmlns:w16se="http://schemas.microsoft.com/office/word/2015/wordml/symex" xmlns:wpg="http://schemas.microsoft.com/office/word/2010/wordprocessingGroup" xmlns:wpi="http://schemas.microsoft.com/office/word/2010/wordprocessingInk" xmlns:wne="http://schemas.microsoft.com/office/word/2006/wordml" xmlns:wps="http://schemas.microsoft.com/office/word/2010/wordprocessingShape" mc:Ignorable="w14 w15 w16se wp14">
+<w:hdr xmlns:wpc="http://schemas.microsoft.com/office/word/2010/wordprocessingCanvas" xmlns:cx="http://schemas.microsoft.com/office/drawing/2014/chartex" xmlns:cx1="http://schemas.microsoft.com/office/drawing/2015/9/8/chartex" xmlns:cx2="http://schemas.microsoft.com/office/drawing/2015/10/21/chartex" xmlns:cx3="http://schemas.microsoft.com/office/drawing/2016/5/9/chartex" xmlns:cx4="http://schemas.microsoft.com/office/drawing/2016/5/10/chartex" xmlns:cx5="http://schemas.microsoft.com/office/drawing/2016/5/11/chartex" xmlns:cx6="http://schemas.microsoft.com/office/drawing/2016/5/12/chartex" xmlns:cx7="http://schemas.microsoft.com/office/drawing/2016/5/13/chartex" xmlns:cx8="http://schemas.microsoft.com/office/drawing/2016/5/14/chartex" xmlns:mc="http://schemas.openxmlformats.org/markup-compatibility/2006" xmlns:aink="http://schemas.microsoft.com/office/drawing/2016/ink" xmlns:am3d="http://schemas.microsoft.com/office/drawing/2017/model3d" xmlns:o="urn:schemas-microsoft-com:office:office" xmlns:r="http://schemas.openxmlformats.org/officeDocument/2006/relationships" xmlns:m="http://schemas.openxmlformats.org/officeDocument/2006/math" xmlns:v="urn:schemas-microsoft-com:vml" xmlns:wp14="http://schemas.microsoft.com/office/word/2010/wordprocessingDrawing" xmlns:wp="http://schemas.openxmlformats.org/drawingml/2006/wordprocessingDrawing" xmlns:w10="urn:schemas-microsoft-com:office:word" xmlns:w="http://schemas.openxmlformats.org/wordprocessingml/2006/main" xmlns:w14="http://schemas.microsoft.com/office/word/2010/wordml" xmlns:w15="http://schemas.microsoft.com/office/word/2012/wordml" xmlns:w16cex="http://schemas.microsoft.com/office/word/2018/wordml/cex" xmlns:w16cid="http://schemas.microsoft.com/office/word/2016/wordml/cid" xmlns:w16="http://schemas.microsoft.com/office/word/2018/wordml" xmlns:w16se="http://schemas.microsoft.com/office/word/2015/wordml/symex" xmlns:wpg="http://schemas.microsoft.com/office/word/2010/wordprocessingGroup" xmlns:wpi="http://schemas.microsoft.com/office/word/2010/wordprocessingInk" xmlns:wne="http://schemas.microsoft.com/office/word/2006/wordml" xmlns:wps="http://schemas.microsoft.com/office/word/2010/wordprocessingShape" mc:Ignorable="w14 w15 w16se w16cid w16 w16cex wp14">
   <w:p>
     <w:pPr>
       <w:jc w:val="center"/>
@@ -7442,7 +7678,7 @@
 </file>
 
 <file path=word/numbering.xml><?xml version="1.0" encoding="utf-8"?>
-<w:numbering xmlns:wpc="http://schemas.microsoft.com/office/word/2010/wordprocessingCanvas" xmlns:cx="http://schemas.microsoft.com/office/drawing/2014/chartex" xmlns:mc="http://schemas.openxmlformats.org/markup-compatibility/2006" xmlns:o="urn:schemas-microsoft-com:office:office" xmlns:r="http://schemas.openxmlformats.org/officeDocument/2006/relationships" xmlns:m="http://schemas.openxmlformats.org/officeDocument/2006/math" xmlns:v="urn:schemas-microsoft-com:vml" xmlns:wp14="http://schemas.microsoft.com/office/word/2010/wordprocessingDrawing" xmlns:wp="http://schemas.openxmlformats.org/drawingml/2006/wordprocessingDrawing" xmlns:w10="urn:schemas-microsoft-com:office:word" xmlns:w="http://schemas.openxmlformats.org/wordprocessingml/2006/main" xmlns:w14="http://schemas.microsoft.com/office/word/2010/wordml" xmlns:w15="http://schemas.microsoft.com/office/word/2012/wordml" xmlns:w16se="http://schemas.microsoft.com/office/word/2015/wordml/symex" xmlns:wpg="http://schemas.microsoft.com/office/word/2010/wordprocessingGroup" xmlns:wpi="http://schemas.microsoft.com/office/word/2010/wordprocessingInk" xmlns:wne="http://schemas.microsoft.com/office/word/2006/wordml" xmlns:wps="http://schemas.microsoft.com/office/word/2010/wordprocessingShape" mc:Ignorable="w14 w15 w16se wp14">
+<w:numbering xmlns:wpc="http://schemas.microsoft.com/office/word/2010/wordprocessingCanvas" xmlns:cx="http://schemas.microsoft.com/office/drawing/2014/chartex" xmlns:cx1="http://schemas.microsoft.com/office/drawing/2015/9/8/chartex" xmlns:cx2="http://schemas.microsoft.com/office/drawing/2015/10/21/chartex" xmlns:cx3="http://schemas.microsoft.com/office/drawing/2016/5/9/chartex" xmlns:cx4="http://schemas.microsoft.com/office/drawing/2016/5/10/chartex" xmlns:cx5="http://schemas.microsoft.com/office/drawing/2016/5/11/chartex" xmlns:cx6="http://schemas.microsoft.com/office/drawing/2016/5/12/chartex" xmlns:cx7="http://schemas.microsoft.com/office/drawing/2016/5/13/chartex" xmlns:cx8="http://schemas.microsoft.com/office/drawing/2016/5/14/chartex" xmlns:mc="http://schemas.openxmlformats.org/markup-compatibility/2006" xmlns:aink="http://schemas.microsoft.com/office/drawing/2016/ink" xmlns:am3d="http://schemas.microsoft.com/office/drawing/2017/model3d" xmlns:o="urn:schemas-microsoft-com:office:office" xmlns:r="http://schemas.openxmlformats.org/officeDocument/2006/relationships" xmlns:m="http://schemas.openxmlformats.org/officeDocument/2006/math" xmlns:v="urn:schemas-microsoft-com:vml" xmlns:wp14="http://schemas.microsoft.com/office/word/2010/wordprocessingDrawing" xmlns:wp="http://schemas.openxmlformats.org/drawingml/2006/wordprocessingDrawing" xmlns:w10="urn:schemas-microsoft-com:office:word" xmlns:w="http://schemas.openxmlformats.org/wordprocessingml/2006/main" xmlns:w14="http://schemas.microsoft.com/office/word/2010/wordml" xmlns:w15="http://schemas.microsoft.com/office/word/2012/wordml" xmlns:w16cex="http://schemas.microsoft.com/office/word/2018/wordml/cex" xmlns:w16cid="http://schemas.microsoft.com/office/word/2016/wordml/cid" xmlns:w16="http://schemas.microsoft.com/office/word/2018/wordml" xmlns:w16se="http://schemas.microsoft.com/office/word/2015/wordml/symex" xmlns:wpg="http://schemas.microsoft.com/office/word/2010/wordprocessingGroup" xmlns:wpi="http://schemas.microsoft.com/office/word/2010/wordprocessingInk" xmlns:wne="http://schemas.microsoft.com/office/word/2006/wordml" xmlns:wps="http://schemas.microsoft.com/office/word/2010/wordprocessingShape" mc:Ignorable="w14 w15 w16se w16cid w16 w16cex wp14">
   <w:abstractNum w:abstractNumId="0" w15:restartNumberingAfterBreak="0">
     <w:nsid w:val="11FC36F0"/>
     <w:multiLevelType w:val="hybridMultilevel"/>
@@ -7633,7 +7869,7 @@
 </file>
 
 <file path=word/styles.xml><?xml version="1.0" encoding="utf-8"?>
-<w:styles xmlns:mc="http://schemas.openxmlformats.org/markup-compatibility/2006" xmlns:r="http://schemas.openxmlformats.org/officeDocument/2006/relationships" xmlns:w="http://schemas.openxmlformats.org/wordprocessingml/2006/main" xmlns:w14="http://schemas.microsoft.com/office/word/2010/wordml" xmlns:w15="http://schemas.microsoft.com/office/word/2012/wordml" xmlns:w16se="http://schemas.microsoft.com/office/word/2015/wordml/symex" mc:Ignorable="w14 w15 w16se">
+<w:styles xmlns:mc="http://schemas.openxmlformats.org/markup-compatibility/2006" xmlns:r="http://schemas.openxmlformats.org/officeDocument/2006/relationships" xmlns:w="http://schemas.openxmlformats.org/wordprocessingml/2006/main" xmlns:w14="http://schemas.microsoft.com/office/word/2010/wordml" xmlns:w15="http://schemas.microsoft.com/office/word/2012/wordml" xmlns:w16cex="http://schemas.microsoft.com/office/word/2018/wordml/cex" xmlns:w16cid="http://schemas.microsoft.com/office/word/2016/wordml/cid" xmlns:w16="http://schemas.microsoft.com/office/word/2018/wordml" xmlns:w16se="http://schemas.microsoft.com/office/word/2015/wordml/symex" mc:Ignorable="w14 w15 w16se w16cid w16 w16cex">
   <w:docDefaults>
     <w:rPrDefault>
       <w:rPr>
@@ -7646,7 +7882,7 @@
     </w:rPrDefault>
     <w:pPrDefault/>
   </w:docDefaults>
-  <w:latentStyles w:defLockedState="0" w:defUIPriority="99" w:defSemiHidden="0" w:defUnhideWhenUsed="0" w:defQFormat="0" w:count="371">
+  <w:latentStyles w:defLockedState="0" w:defUIPriority="99" w:defSemiHidden="0" w:defUnhideWhenUsed="0" w:defQFormat="0" w:count="376">
     <w:lsdException w:name="Normal" w:uiPriority="0" w:qFormat="1"/>
     <w:lsdException w:name="heading 1" w:uiPriority="9" w:qFormat="1"/>
     <w:lsdException w:name="heading 2" w:semiHidden="1" w:uiPriority="9" w:unhideWhenUsed="1" w:qFormat="1"/>
@@ -7752,7 +7988,6 @@
     <w:lsdException w:name="HTML Sample" w:semiHidden="1" w:unhideWhenUsed="1"/>
     <w:lsdException w:name="HTML Typewriter" w:semiHidden="1" w:unhideWhenUsed="1"/>
     <w:lsdException w:name="HTML Variable" w:semiHidden="1" w:unhideWhenUsed="1"/>
-    <w:lsdException w:name="Normal Table" w:semiHidden="1" w:unhideWhenUsed="1"/>
     <w:lsdException w:name="annotation subject" w:semiHidden="1" w:unhideWhenUsed="1"/>
     <w:lsdException w:name="No List" w:semiHidden="1" w:unhideWhenUsed="1"/>
     <w:lsdException w:name="Outline List 1" w:semiHidden="1" w:unhideWhenUsed="1"/>
@@ -7795,11 +8030,8 @@
     <w:lsdException w:name="Table Contemporary" w:semiHidden="1" w:unhideWhenUsed="1"/>
     <w:lsdException w:name="Table Elegant" w:semiHidden="1" w:unhideWhenUsed="1"/>
     <w:lsdException w:name="Table Professional" w:semiHidden="1" w:unhideWhenUsed="1"/>
-    <w:lsdException w:name="Table Subtle 1" w:semiHidden="1" w:unhideWhenUsed="1"/>
     <w:lsdException w:name="Table Subtle 2" w:semiHidden="1" w:unhideWhenUsed="1"/>
     <w:lsdException w:name="Table Web 1" w:semiHidden="1" w:unhideWhenUsed="1"/>
-    <w:lsdException w:name="Table Web 2" w:semiHidden="1" w:unhideWhenUsed="1"/>
-    <w:lsdException w:name="Table Web 3" w:semiHidden="1" w:unhideWhenUsed="1"/>
     <w:lsdException w:name="Balloon Text" w:semiHidden="1" w:unhideWhenUsed="1"/>
     <w:lsdException w:name="Table Grid" w:uiPriority="39"/>
     <w:lsdException w:name="Table Theme" w:semiHidden="1" w:unhideWhenUsed="1"/>
@@ -8018,6 +8250,11 @@
     <w:lsdException w:name="List Table 5 Dark Accent 6" w:uiPriority="50"/>
     <w:lsdException w:name="List Table 6 Colorful Accent 6" w:uiPriority="51"/>
     <w:lsdException w:name="List Table 7 Colorful Accent 6" w:uiPriority="52"/>
+    <w:lsdException w:name="Mention" w:semiHidden="1" w:unhideWhenUsed="1"/>
+    <w:lsdException w:name="Smart Hyperlink" w:semiHidden="1" w:unhideWhenUsed="1"/>
+    <w:lsdException w:name="Hashtag" w:semiHidden="1" w:unhideWhenUsed="1"/>
+    <w:lsdException w:name="Unresolved Mention" w:semiHidden="1" w:unhideWhenUsed="1"/>
+    <w:lsdException w:name="Smart Link" w:semiHidden="1" w:unhideWhenUsed="1"/>
   </w:latentStyles>
   <w:style w:type="paragraph" w:default="1" w:styleId="a">
     <w:name w:val="Normal"/>
